--- a/Knowledge/3-Work knowledge/1-Software Engineering/2-Testing/5-My Source/1-ISTQB Foundation Level/5-Test Management/5-Test Techniques/4-Types of Collaboration-Based Approaches/3-Test-Driven Development (TDD).docx
+++ b/Knowledge/3-Work knowledge/1-Software Engineering/2-Testing/5-My Source/1-ISTQB Foundation Level/5-Test Management/5-Test Techniques/4-Types of Collaboration-Based Approaches/3-Test-Driven Development (TDD).docx
@@ -33,51 +33,77 @@
       </w:pPr>
       <w:r>
         <w:rPr>
-          <w:b/>
-          <w:shd w:val="clear" w:color="auto" w:fill="B7B7B7"/>
-        </w:rPr>
-        <w:t># Source</w:t>
-      </w:r>
-      <w:r>
-        <w:rPr>
-          <w:shd w:val="clear" w:color="auto" w:fill="B7B7B7"/>
-        </w:rPr>
-        <w:t xml:space="preserve">: </w:t>
-      </w:r>
-      <w:r>
-        <w:rPr>
-          <w:b/>
-          <w:shd w:val="clear" w:color="auto" w:fill="B7B7B7"/>
-        </w:rPr>
-        <w:t xml:space="preserve">Chatgpt </w:t>
-      </w:r>
-      <w:r>
-        <w:rPr>
-          <w:b/>
-          <w:sz w:val="14"/>
-          <w:szCs w:val="14"/>
-          <w:shd w:val="clear" w:color="auto" w:fill="B7B7B7"/>
-        </w:rPr>
-        <w:t>(GPT</w:t>
-      </w:r>
-      <w:r>
-        <w:rPr>
-          <w:rFonts w:ascii="Cambria Math" w:hAnsi="Cambria Math" w:cs="Cambria Math"/>
-          <w:b/>
-          <w:sz w:val="14"/>
-          <w:szCs w:val="14"/>
-          <w:shd w:val="clear" w:color="auto" w:fill="B7B7B7"/>
+          <w:rFonts w:ascii="Arial" w:eastAsia="Arial" w:hAnsi="Arial" w:cs="Arial"/>
+          <w:b/>
+          <w:color w:val="000000"/>
+          <w:sz w:val="18"/>
+          <w:highlight w:val="lightGray"/>
+        </w:rPr>
+        <w:t># Source: AI Source: Provided by: [Data Path</w:t>
+      </w:r>
+      <w:r>
+        <w:rPr>
+          <w:rFonts w:ascii="Arial" w:eastAsia="Arial" w:hAnsi="Arial" w:cs="Arial"/>
+          <w:color w:val="000000"/>
+          <w:sz w:val="18"/>
+          <w:highlight w:val="lightGray"/>
+        </w:rPr>
+        <w:t xml:space="preserve">: Persons Table -&gt; ID Column: 1, Name_En Column: Motasem Essam] -&gt; </w:t>
+      </w:r>
+      <w:r>
+        <w:rPr>
+          <w:rFonts w:ascii="Arial" w:eastAsia="Arial" w:hAnsi="Arial" w:cs="Arial"/>
+          <w:b/>
+          <w:color w:val="000000"/>
+          <w:sz w:val="18"/>
+          <w:highlight w:val="lightGray"/>
+        </w:rPr>
+        <w:t>From:</w:t>
+      </w:r>
+      <w:r>
+        <w:rPr>
+          <w:rFonts w:ascii="Arial" w:eastAsia="Arial" w:hAnsi="Arial" w:cs="Arial"/>
+          <w:color w:val="000000"/>
+          <w:sz w:val="18"/>
+          <w:highlight w:val="lightGray"/>
+        </w:rPr>
+        <w:t xml:space="preserve"> [Chatgpt (GPT</w:t>
+      </w:r>
+      <w:r>
+        <w:rPr>
+          <w:rFonts w:ascii="Arial" w:eastAsia="Arial" w:hAnsi="Arial" w:cs="Cambria Math"/>
+          <w:color w:val="000000"/>
+          <w:sz w:val="18"/>
+          <w:highlight w:val="lightGray"/>
         </w:rPr>
         <w:t>‑</w:t>
       </w:r>
       <w:r>
         <w:rPr>
-          <w:b/>
-          <w:sz w:val="14"/>
-          <w:szCs w:val="14"/>
-          <w:shd w:val="clear" w:color="auto" w:fill="B7B7B7"/>
-        </w:rPr>
-        <w:t>5 Mini) at [8/17/2025]</w:t>
+          <w:rFonts w:ascii="Arial" w:eastAsia="Arial" w:hAnsi="Arial" w:cs="Arial"/>
+          <w:color w:val="000000"/>
+          <w:sz w:val="18"/>
+          <w:highlight w:val="lightGray"/>
+        </w:rPr>
+        <w:t xml:space="preserve">5 Mini)] </w:t>
+      </w:r>
+      <w:r>
+        <w:rPr>
+          <w:rFonts w:ascii="Arial" w:eastAsia="Arial" w:hAnsi="Arial" w:cs="Arial"/>
+          <w:b/>
+          <w:color w:val="000000"/>
+          <w:sz w:val="18"/>
+          <w:highlight w:val="lightGray"/>
+        </w:rPr>
+        <w:t>on</w:t>
+      </w:r>
+      <w:r>
+        <w:rPr>
+          <w:rFonts w:ascii="Arial" w:eastAsia="Arial" w:hAnsi="Arial"/>
+          <w:sz w:val="18"/>
+          <w:highlight w:val="lightGray"/>
+        </w:rPr>
+        <w:t xml:space="preserve"> [8/17/2025]</w:t>
       </w:r>
     </w:p>
     <w:p>
@@ -158,7 +184,7 @@
     </w:p>
     <w:p>
       <w:r>
-        <w:pict w14:anchorId="2DBC149C">
+        <w:pict w14:anchorId="468734A7">
           <v:rect id="_x0000_i1025" style="width:0;height:1.5pt" o:hralign="center" o:hrstd="t" o:hr="t" fillcolor="#a0a0a0" stroked="f"/>
         </w:pict>
       </w:r>
@@ -191,51 +217,77 @@
       </w:pPr>
       <w:r>
         <w:rPr>
-          <w:b/>
-          <w:shd w:val="clear" w:color="auto" w:fill="B7B7B7"/>
-        </w:rPr>
-        <w:t># Source</w:t>
-      </w:r>
-      <w:r>
-        <w:rPr>
-          <w:shd w:val="clear" w:color="auto" w:fill="B7B7B7"/>
-        </w:rPr>
-        <w:t xml:space="preserve">: </w:t>
-      </w:r>
-      <w:r>
-        <w:rPr>
-          <w:b/>
-          <w:shd w:val="clear" w:color="auto" w:fill="B7B7B7"/>
-        </w:rPr>
-        <w:t xml:space="preserve">Chatgpt </w:t>
-      </w:r>
-      <w:r>
-        <w:rPr>
-          <w:b/>
-          <w:sz w:val="14"/>
-          <w:szCs w:val="14"/>
-          <w:shd w:val="clear" w:color="auto" w:fill="B7B7B7"/>
-        </w:rPr>
-        <w:t>(GPT</w:t>
-      </w:r>
-      <w:r>
-        <w:rPr>
-          <w:rFonts w:ascii="Cambria Math" w:hAnsi="Cambria Math" w:cs="Cambria Math"/>
-          <w:b/>
-          <w:sz w:val="14"/>
-          <w:szCs w:val="14"/>
-          <w:shd w:val="clear" w:color="auto" w:fill="B7B7B7"/>
+          <w:rFonts w:ascii="Arial" w:eastAsia="Arial" w:hAnsi="Arial" w:cs="Arial"/>
+          <w:b/>
+          <w:color w:val="000000"/>
+          <w:sz w:val="18"/>
+          <w:highlight w:val="lightGray"/>
+        </w:rPr>
+        <w:t># Source: AI Source: Provided by: [Data Path</w:t>
+      </w:r>
+      <w:r>
+        <w:rPr>
+          <w:rFonts w:ascii="Arial" w:eastAsia="Arial" w:hAnsi="Arial" w:cs="Arial"/>
+          <w:color w:val="000000"/>
+          <w:sz w:val="18"/>
+          <w:highlight w:val="lightGray"/>
+        </w:rPr>
+        <w:t xml:space="preserve">: Persons Table -&gt; ID Column: 1, Name_En Column: Motasem Essam] -&gt; </w:t>
+      </w:r>
+      <w:r>
+        <w:rPr>
+          <w:rFonts w:ascii="Arial" w:eastAsia="Arial" w:hAnsi="Arial" w:cs="Arial"/>
+          <w:b/>
+          <w:color w:val="000000"/>
+          <w:sz w:val="18"/>
+          <w:highlight w:val="lightGray"/>
+        </w:rPr>
+        <w:t>From:</w:t>
+      </w:r>
+      <w:r>
+        <w:rPr>
+          <w:rFonts w:ascii="Arial" w:eastAsia="Arial" w:hAnsi="Arial" w:cs="Arial"/>
+          <w:color w:val="000000"/>
+          <w:sz w:val="18"/>
+          <w:highlight w:val="lightGray"/>
+        </w:rPr>
+        <w:t xml:space="preserve"> [Chatgpt (GPT</w:t>
+      </w:r>
+      <w:r>
+        <w:rPr>
+          <w:rFonts w:ascii="Arial" w:eastAsia="Arial" w:hAnsi="Arial" w:cs="Cambria Math"/>
+          <w:color w:val="000000"/>
+          <w:sz w:val="18"/>
+          <w:highlight w:val="lightGray"/>
         </w:rPr>
         <w:t>‑</w:t>
       </w:r>
       <w:r>
         <w:rPr>
-          <w:b/>
-          <w:sz w:val="14"/>
-          <w:szCs w:val="14"/>
-          <w:shd w:val="clear" w:color="auto" w:fill="B7B7B7"/>
-        </w:rPr>
-        <w:t>5 Mini) at [8/17/2025]</w:t>
+          <w:rFonts w:ascii="Arial" w:eastAsia="Arial" w:hAnsi="Arial" w:cs="Arial"/>
+          <w:color w:val="000000"/>
+          <w:sz w:val="18"/>
+          <w:highlight w:val="lightGray"/>
+        </w:rPr>
+        <w:t xml:space="preserve">5 Mini)] </w:t>
+      </w:r>
+      <w:r>
+        <w:rPr>
+          <w:rFonts w:ascii="Arial" w:eastAsia="Arial" w:hAnsi="Arial" w:cs="Arial"/>
+          <w:b/>
+          <w:color w:val="000000"/>
+          <w:sz w:val="18"/>
+          <w:highlight w:val="lightGray"/>
+        </w:rPr>
+        <w:t>on</w:t>
+      </w:r>
+      <w:r>
+        <w:rPr>
+          <w:rFonts w:ascii="Arial" w:eastAsia="Arial" w:hAnsi="Arial"/>
+          <w:sz w:val="18"/>
+          <w:highlight w:val="lightGray"/>
+        </w:rPr>
+        <w:t xml:space="preserve"> [8/17/2025]</w:t>
       </w:r>
     </w:p>
     <w:p>
@@ -244,7 +296,7 @@
           <w:ilvl w:val="0"/>
           <w:numId w:val="2"/>
         </w:numPr>
-        <w:spacing w:before="240"/>
+        <w:spacing w:before="240" w:after="0" w:line="276" w:lineRule="auto"/>
       </w:pPr>
       <w:r>
         <w:rPr>
@@ -285,6 +337,7 @@
           <w:ilvl w:val="1"/>
           <w:numId w:val="2"/>
         </w:numPr>
+        <w:spacing w:after="0" w:line="276" w:lineRule="auto"/>
         <w:rPr>
           <w:rFonts w:ascii="Roboto Mono" w:eastAsia="Roboto Mono" w:hAnsi="Roboto Mono" w:cs="Roboto Mono"/>
         </w:rPr>
@@ -308,6 +361,7 @@
           <w:ilvl w:val="0"/>
           <w:numId w:val="2"/>
         </w:numPr>
+        <w:spacing w:after="0" w:line="276" w:lineRule="auto"/>
       </w:pPr>
       <w:r>
         <w:rPr>
@@ -348,6 +402,7 @@
           <w:ilvl w:val="1"/>
           <w:numId w:val="2"/>
         </w:numPr>
+        <w:spacing w:after="0" w:line="276" w:lineRule="auto"/>
         <w:rPr>
           <w:rFonts w:ascii="Roboto Mono" w:eastAsia="Roboto Mono" w:hAnsi="Roboto Mono" w:cs="Roboto Mono"/>
         </w:rPr>
@@ -371,6 +426,7 @@
           <w:ilvl w:val="0"/>
           <w:numId w:val="2"/>
         </w:numPr>
+        <w:spacing w:after="0" w:line="276" w:lineRule="auto"/>
       </w:pPr>
       <w:r>
         <w:rPr>
@@ -398,7 +454,7 @@
           <w:ilvl w:val="1"/>
           <w:numId w:val="2"/>
         </w:numPr>
-        <w:spacing w:after="240"/>
+        <w:spacing w:after="240" w:line="276" w:lineRule="auto"/>
         <w:rPr>
           <w:rFonts w:ascii="Roboto Mono" w:eastAsia="Roboto Mono" w:hAnsi="Roboto Mono" w:cs="Roboto Mono"/>
         </w:rPr>
@@ -432,7 +488,7 @@
     </w:p>
     <w:p>
       <w:r>
-        <w:pict w14:anchorId="236F82DC">
+        <w:pict w14:anchorId="4BFBC4F5">
           <v:rect id="_x0000_i1026" style="width:0;height:1.5pt" o:hralign="center" o:hrstd="t" o:hr="t" fillcolor="#a0a0a0" stroked="f"/>
         </w:pict>
       </w:r>
@@ -465,51 +521,77 @@
       </w:pPr>
       <w:r>
         <w:rPr>
-          <w:b/>
-          <w:shd w:val="clear" w:color="auto" w:fill="B7B7B7"/>
-        </w:rPr>
-        <w:t># Source</w:t>
-      </w:r>
-      <w:r>
-        <w:rPr>
-          <w:shd w:val="clear" w:color="auto" w:fill="B7B7B7"/>
-        </w:rPr>
-        <w:t xml:space="preserve">: </w:t>
-      </w:r>
-      <w:r>
-        <w:rPr>
-          <w:b/>
-          <w:shd w:val="clear" w:color="auto" w:fill="B7B7B7"/>
-        </w:rPr>
-        <w:t xml:space="preserve">Chatgpt </w:t>
-      </w:r>
-      <w:r>
-        <w:rPr>
-          <w:b/>
-          <w:sz w:val="14"/>
-          <w:szCs w:val="14"/>
-          <w:shd w:val="clear" w:color="auto" w:fill="B7B7B7"/>
-        </w:rPr>
-        <w:t>(GPT</w:t>
-      </w:r>
-      <w:r>
-        <w:rPr>
-          <w:rFonts w:ascii="Cambria Math" w:hAnsi="Cambria Math" w:cs="Cambria Math"/>
-          <w:b/>
-          <w:sz w:val="14"/>
-          <w:szCs w:val="14"/>
-          <w:shd w:val="clear" w:color="auto" w:fill="B7B7B7"/>
+          <w:rFonts w:ascii="Arial" w:eastAsia="Arial" w:hAnsi="Arial" w:cs="Arial"/>
+          <w:b/>
+          <w:color w:val="000000"/>
+          <w:sz w:val="18"/>
+          <w:highlight w:val="lightGray"/>
+        </w:rPr>
+        <w:t># Source: AI Source: Provided by: [Data Path</w:t>
+      </w:r>
+      <w:r>
+        <w:rPr>
+          <w:rFonts w:ascii="Arial" w:eastAsia="Arial" w:hAnsi="Arial" w:cs="Arial"/>
+          <w:color w:val="000000"/>
+          <w:sz w:val="18"/>
+          <w:highlight w:val="lightGray"/>
+        </w:rPr>
+        <w:t xml:space="preserve">: Persons Table -&gt; ID Column: 1, Name_En Column: Motasem Essam] -&gt; </w:t>
+      </w:r>
+      <w:r>
+        <w:rPr>
+          <w:rFonts w:ascii="Arial" w:eastAsia="Arial" w:hAnsi="Arial" w:cs="Arial"/>
+          <w:b/>
+          <w:color w:val="000000"/>
+          <w:sz w:val="18"/>
+          <w:highlight w:val="lightGray"/>
+        </w:rPr>
+        <w:t>From:</w:t>
+      </w:r>
+      <w:r>
+        <w:rPr>
+          <w:rFonts w:ascii="Arial" w:eastAsia="Arial" w:hAnsi="Arial" w:cs="Arial"/>
+          <w:color w:val="000000"/>
+          <w:sz w:val="18"/>
+          <w:highlight w:val="lightGray"/>
+        </w:rPr>
+        <w:t xml:space="preserve"> [Chatgpt (GPT</w:t>
+      </w:r>
+      <w:r>
+        <w:rPr>
+          <w:rFonts w:ascii="Arial" w:eastAsia="Arial" w:hAnsi="Arial" w:cs="Cambria Math"/>
+          <w:color w:val="000000"/>
+          <w:sz w:val="18"/>
+          <w:highlight w:val="lightGray"/>
         </w:rPr>
         <w:t>‑</w:t>
       </w:r>
       <w:r>
         <w:rPr>
-          <w:b/>
-          <w:sz w:val="14"/>
-          <w:szCs w:val="14"/>
-          <w:shd w:val="clear" w:color="auto" w:fill="B7B7B7"/>
-        </w:rPr>
-        <w:t>5 Mini) at [8/17/2025]</w:t>
+          <w:rFonts w:ascii="Arial" w:eastAsia="Arial" w:hAnsi="Arial" w:cs="Arial"/>
+          <w:color w:val="000000"/>
+          <w:sz w:val="18"/>
+          <w:highlight w:val="lightGray"/>
+        </w:rPr>
+        <w:t xml:space="preserve">5 Mini)] </w:t>
+      </w:r>
+      <w:r>
+        <w:rPr>
+          <w:rFonts w:ascii="Arial" w:eastAsia="Arial" w:hAnsi="Arial" w:cs="Arial"/>
+          <w:b/>
+          <w:color w:val="000000"/>
+          <w:sz w:val="18"/>
+          <w:highlight w:val="lightGray"/>
+        </w:rPr>
+        <w:t>on</w:t>
+      </w:r>
+      <w:r>
+        <w:rPr>
+          <w:rFonts w:ascii="Arial" w:eastAsia="Arial" w:hAnsi="Arial"/>
+          <w:sz w:val="18"/>
+          <w:highlight w:val="lightGray"/>
+        </w:rPr>
+        <w:t xml:space="preserve"> [8/17/2025]</w:t>
       </w:r>
     </w:p>
     <w:p/>
@@ -519,7 +601,7 @@
           <w:ilvl w:val="0"/>
           <w:numId w:val="8"/>
         </w:numPr>
-        <w:spacing w:before="240" w:after="240"/>
+        <w:spacing w:before="240" w:after="240" w:line="276" w:lineRule="auto"/>
       </w:pPr>
       <w:r>
         <w:rPr>
@@ -547,7 +629,7 @@
           <w:noProof/>
         </w:rPr>
         <w:drawing>
-          <wp:inline distT="114300" distB="114300" distL="114300" distR="114300" wp14:anchorId="62C12524" wp14:editId="26BABD1B">
+          <wp:inline distT="114300" distB="114300" distL="114300" distR="114300" wp14:anchorId="0A4F5688" wp14:editId="20B754D5">
             <wp:extent cx="5943600" cy="863600"/>
             <wp:effectExtent l="0" t="0" r="0" b="0"/>
             <wp:docPr id="2" name="image1.png"/>
@@ -622,38 +704,38 @@
           <w:ilvl w:val="0"/>
           <w:numId w:val="7"/>
         </w:numPr>
+        <w:spacing w:before="240" w:after="240" w:line="276" w:lineRule="auto"/>
+      </w:pPr>
+      <w:r>
+        <w:rPr>
+          <w:rFonts w:ascii="Roboto Mono" w:eastAsia="Roboto Mono" w:hAnsi="Roboto Mono" w:cs="Roboto Mono"/>
+          <w:b/>
+        </w:rPr>
+        <w:t>Step 2 (Green):</w:t>
+      </w:r>
+      <w:r>
+        <w:rPr>
+          <w:rFonts w:ascii="Roboto Mono" w:eastAsia="Roboto Mono" w:hAnsi="Roboto Mono" w:cs="Roboto Mono"/>
+        </w:rPr>
+        <w:t xml:space="preserve"> Write just enough code</w:t>
+      </w:r>
+      <w:r>
+        <w:rPr>
+          <w:rFonts w:ascii="Roboto Mono" w:eastAsia="Roboto Mono" w:hAnsi="Roboto Mono" w:cs="Roboto Mono"/>
+        </w:rPr>
+        <w:br/>
+      </w:r>
+    </w:p>
+    <w:p>
+      <w:pPr>
         <w:spacing w:before="240" w:after="240"/>
       </w:pPr>
       <w:r>
         <w:rPr>
-          <w:rFonts w:ascii="Roboto Mono" w:eastAsia="Roboto Mono" w:hAnsi="Roboto Mono" w:cs="Roboto Mono"/>
-          <w:b/>
-        </w:rPr>
-        <w:t>Step 2 (Green):</w:t>
-      </w:r>
-      <w:r>
-        <w:rPr>
-          <w:rFonts w:ascii="Roboto Mono" w:eastAsia="Roboto Mono" w:hAnsi="Roboto Mono" w:cs="Roboto Mono"/>
-        </w:rPr>
-        <w:t xml:space="preserve"> Write just enough code</w:t>
-      </w:r>
-      <w:r>
-        <w:rPr>
-          <w:rFonts w:ascii="Roboto Mono" w:eastAsia="Roboto Mono" w:hAnsi="Roboto Mono" w:cs="Roboto Mono"/>
-        </w:rPr>
-        <w:br/>
-      </w:r>
-    </w:p>
-    <w:p>
-      <w:pPr>
-        <w:spacing w:before="240" w:after="240"/>
-      </w:pPr>
-      <w:r>
-        <w:rPr>
           <w:noProof/>
         </w:rPr>
         <w:drawing>
-          <wp:inline distT="114300" distB="114300" distL="114300" distR="114300" wp14:anchorId="64F58548" wp14:editId="3A06F825">
+          <wp:inline distT="114300" distB="114300" distL="114300" distR="114300" wp14:anchorId="343E3669" wp14:editId="51BA3B7A">
             <wp:extent cx="5943600" cy="1041400"/>
             <wp:effectExtent l="0" t="0" r="0" b="0"/>
             <wp:docPr id="1" name="image2.png"/>
@@ -741,7 +823,7 @@
           <w:ilvl w:val="0"/>
           <w:numId w:val="4"/>
         </w:numPr>
-        <w:spacing w:before="240" w:after="240"/>
+        <w:spacing w:before="240" w:after="240" w:line="276" w:lineRule="auto"/>
       </w:pPr>
       <w:r>
         <w:rPr>
@@ -765,7 +847,7 @@
     </w:p>
     <w:p>
       <w:r>
-        <w:pict w14:anchorId="07FBF1C4">
+        <w:pict w14:anchorId="14BFC020">
           <v:rect id="_x0000_i1027" style="width:0;height:1.5pt" o:hralign="center" o:hrstd="t" o:hr="t" fillcolor="#a0a0a0" stroked="f"/>
         </w:pict>
       </w:r>
@@ -798,51 +880,77 @@
       </w:pPr>
       <w:r>
         <w:rPr>
-          <w:b/>
-          <w:shd w:val="clear" w:color="auto" w:fill="B7B7B7"/>
-        </w:rPr>
-        <w:t># Source</w:t>
-      </w:r>
-      <w:r>
-        <w:rPr>
-          <w:shd w:val="clear" w:color="auto" w:fill="B7B7B7"/>
-        </w:rPr>
-        <w:t xml:space="preserve">: </w:t>
-      </w:r>
-      <w:r>
-        <w:rPr>
-          <w:b/>
-          <w:shd w:val="clear" w:color="auto" w:fill="B7B7B7"/>
-        </w:rPr>
-        <w:t xml:space="preserve">Chatgpt </w:t>
-      </w:r>
-      <w:r>
-        <w:rPr>
-          <w:b/>
-          <w:sz w:val="14"/>
-          <w:szCs w:val="14"/>
-          <w:shd w:val="clear" w:color="auto" w:fill="B7B7B7"/>
-        </w:rPr>
-        <w:t>(GPT</w:t>
-      </w:r>
-      <w:r>
-        <w:rPr>
-          <w:rFonts w:ascii="Cambria Math" w:hAnsi="Cambria Math" w:cs="Cambria Math"/>
-          <w:b/>
-          <w:sz w:val="14"/>
-          <w:szCs w:val="14"/>
-          <w:shd w:val="clear" w:color="auto" w:fill="B7B7B7"/>
+          <w:rFonts w:ascii="Arial" w:eastAsia="Arial" w:hAnsi="Arial" w:cs="Arial"/>
+          <w:b/>
+          <w:color w:val="000000"/>
+          <w:sz w:val="18"/>
+          <w:highlight w:val="lightGray"/>
+        </w:rPr>
+        <w:t># Source: AI Source: Provided by: [Data Path</w:t>
+      </w:r>
+      <w:r>
+        <w:rPr>
+          <w:rFonts w:ascii="Arial" w:eastAsia="Arial" w:hAnsi="Arial" w:cs="Arial"/>
+          <w:color w:val="000000"/>
+          <w:sz w:val="18"/>
+          <w:highlight w:val="lightGray"/>
+        </w:rPr>
+        <w:t xml:space="preserve">: Persons Table -&gt; ID Column: 1, Name_En Column: Motasem Essam] -&gt; </w:t>
+      </w:r>
+      <w:r>
+        <w:rPr>
+          <w:rFonts w:ascii="Arial" w:eastAsia="Arial" w:hAnsi="Arial" w:cs="Arial"/>
+          <w:b/>
+          <w:color w:val="000000"/>
+          <w:sz w:val="18"/>
+          <w:highlight w:val="lightGray"/>
+        </w:rPr>
+        <w:t>From:</w:t>
+      </w:r>
+      <w:r>
+        <w:rPr>
+          <w:rFonts w:ascii="Arial" w:eastAsia="Arial" w:hAnsi="Arial" w:cs="Arial"/>
+          <w:color w:val="000000"/>
+          <w:sz w:val="18"/>
+          <w:highlight w:val="lightGray"/>
+        </w:rPr>
+        <w:t xml:space="preserve"> [Chatgpt (GPT</w:t>
+      </w:r>
+      <w:r>
+        <w:rPr>
+          <w:rFonts w:ascii="Arial" w:eastAsia="Arial" w:hAnsi="Arial" w:cs="Cambria Math"/>
+          <w:color w:val="000000"/>
+          <w:sz w:val="18"/>
+          <w:highlight w:val="lightGray"/>
         </w:rPr>
         <w:t>‑</w:t>
       </w:r>
       <w:r>
         <w:rPr>
-          <w:b/>
-          <w:sz w:val="14"/>
-          <w:szCs w:val="14"/>
-          <w:shd w:val="clear" w:color="auto" w:fill="B7B7B7"/>
-        </w:rPr>
-        <w:t>5 Mini) at [8/17/2025]</w:t>
+          <w:rFonts w:ascii="Arial" w:eastAsia="Arial" w:hAnsi="Arial" w:cs="Arial"/>
+          <w:color w:val="000000"/>
+          <w:sz w:val="18"/>
+          <w:highlight w:val="lightGray"/>
+        </w:rPr>
+        <w:t xml:space="preserve">5 Mini)] </w:t>
+      </w:r>
+      <w:r>
+        <w:rPr>
+          <w:rFonts w:ascii="Arial" w:eastAsia="Arial" w:hAnsi="Arial" w:cs="Arial"/>
+          <w:b/>
+          <w:color w:val="000000"/>
+          <w:sz w:val="18"/>
+          <w:highlight w:val="lightGray"/>
+        </w:rPr>
+        <w:t>on</w:t>
+      </w:r>
+      <w:r>
+        <w:rPr>
+          <w:rFonts w:ascii="Arial" w:eastAsia="Arial" w:hAnsi="Arial"/>
+          <w:sz w:val="18"/>
+          <w:highlight w:val="lightGray"/>
+        </w:rPr>
+        <w:t xml:space="preserve"> [8/17/2025]</w:t>
       </w:r>
     </w:p>
     <w:p>
@@ -851,7 +959,7 @@
           <w:ilvl w:val="0"/>
           <w:numId w:val="5"/>
         </w:numPr>
-        <w:spacing w:before="240"/>
+        <w:spacing w:before="240" w:after="0" w:line="276" w:lineRule="auto"/>
       </w:pPr>
       <w:r>
         <w:rPr>
@@ -880,6 +988,7 @@
           <w:ilvl w:val="0"/>
           <w:numId w:val="5"/>
         </w:numPr>
+        <w:spacing w:after="0" w:line="276" w:lineRule="auto"/>
         <w:rPr>
           <w:rFonts w:ascii="Roboto Mono" w:eastAsia="Roboto Mono" w:hAnsi="Roboto Mono" w:cs="Roboto Mono"/>
         </w:rPr>
@@ -903,12 +1012,12 @@
           <w:ilvl w:val="0"/>
           <w:numId w:val="5"/>
         </w:numPr>
+        <w:spacing w:after="0" w:line="276" w:lineRule="auto"/>
       </w:pPr>
       <w:r>
         <w:rPr>
           <w:rFonts w:ascii="Arial Unicode MS" w:eastAsia="Arial Unicode MS" w:hAnsi="Arial Unicode MS" w:cs="Arial Unicode MS"/>
         </w:rPr>
-        <w:lastRenderedPageBreak/>
         <w:t xml:space="preserve">✅ Provides </w:t>
       </w:r>
       <w:r>
@@ -937,6 +1046,7 @@
           <w:ilvl w:val="0"/>
           <w:numId w:val="5"/>
         </w:numPr>
+        <w:spacing w:after="0" w:line="276" w:lineRule="auto"/>
         <w:rPr>
           <w:rFonts w:ascii="Roboto Mono" w:eastAsia="Roboto Mono" w:hAnsi="Roboto Mono" w:cs="Roboto Mono"/>
         </w:rPr>
@@ -960,7 +1070,7 @@
           <w:ilvl w:val="0"/>
           <w:numId w:val="5"/>
         </w:numPr>
-        <w:spacing w:after="240"/>
+        <w:spacing w:after="240" w:line="276" w:lineRule="auto"/>
       </w:pPr>
       <w:r>
         <w:rPr>
@@ -974,7 +1084,7 @@
     </w:p>
     <w:p>
       <w:r>
-        <w:pict w14:anchorId="67769663">
+        <w:pict w14:anchorId="1B3A4C4A">
           <v:rect id="_x0000_i1028" style="width:0;height:1.5pt" o:hralign="center" o:hrstd="t" o:hr="t" fillcolor="#a0a0a0" stroked="f"/>
         </w:pict>
       </w:r>
@@ -1007,51 +1117,77 @@
       </w:pPr>
       <w:r>
         <w:rPr>
-          <w:b/>
-          <w:shd w:val="clear" w:color="auto" w:fill="B7B7B7"/>
-        </w:rPr>
-        <w:t># Source</w:t>
-      </w:r>
-      <w:r>
-        <w:rPr>
-          <w:shd w:val="clear" w:color="auto" w:fill="B7B7B7"/>
-        </w:rPr>
-        <w:t xml:space="preserve">: </w:t>
-      </w:r>
-      <w:r>
-        <w:rPr>
-          <w:b/>
-          <w:shd w:val="clear" w:color="auto" w:fill="B7B7B7"/>
-        </w:rPr>
-        <w:t xml:space="preserve">Chatgpt </w:t>
-      </w:r>
-      <w:r>
-        <w:rPr>
-          <w:b/>
-          <w:sz w:val="14"/>
-          <w:szCs w:val="14"/>
-          <w:shd w:val="clear" w:color="auto" w:fill="B7B7B7"/>
-        </w:rPr>
-        <w:t>(GPT</w:t>
-      </w:r>
-      <w:r>
-        <w:rPr>
-          <w:rFonts w:ascii="Cambria Math" w:hAnsi="Cambria Math" w:cs="Cambria Math"/>
-          <w:b/>
-          <w:sz w:val="14"/>
-          <w:szCs w:val="14"/>
-          <w:shd w:val="clear" w:color="auto" w:fill="B7B7B7"/>
+          <w:rFonts w:ascii="Arial" w:eastAsia="Arial" w:hAnsi="Arial" w:cs="Arial"/>
+          <w:b/>
+          <w:color w:val="000000"/>
+          <w:sz w:val="18"/>
+          <w:highlight w:val="lightGray"/>
+        </w:rPr>
+        <w:t># Source: AI Source: Provided by: [Data Path</w:t>
+      </w:r>
+      <w:r>
+        <w:rPr>
+          <w:rFonts w:ascii="Arial" w:eastAsia="Arial" w:hAnsi="Arial" w:cs="Arial"/>
+          <w:color w:val="000000"/>
+          <w:sz w:val="18"/>
+          <w:highlight w:val="lightGray"/>
+        </w:rPr>
+        <w:t xml:space="preserve">: Persons Table -&gt; ID Column: 1, Name_En Column: Motasem Essam] -&gt; </w:t>
+      </w:r>
+      <w:r>
+        <w:rPr>
+          <w:rFonts w:ascii="Arial" w:eastAsia="Arial" w:hAnsi="Arial" w:cs="Arial"/>
+          <w:b/>
+          <w:color w:val="000000"/>
+          <w:sz w:val="18"/>
+          <w:highlight w:val="lightGray"/>
+        </w:rPr>
+        <w:t>From:</w:t>
+      </w:r>
+      <w:r>
+        <w:rPr>
+          <w:rFonts w:ascii="Arial" w:eastAsia="Arial" w:hAnsi="Arial" w:cs="Arial"/>
+          <w:color w:val="000000"/>
+          <w:sz w:val="18"/>
+          <w:highlight w:val="lightGray"/>
+        </w:rPr>
+        <w:t xml:space="preserve"> [Chatgpt (GPT</w:t>
+      </w:r>
+      <w:r>
+        <w:rPr>
+          <w:rFonts w:ascii="Arial" w:eastAsia="Arial" w:hAnsi="Arial" w:cs="Cambria Math"/>
+          <w:color w:val="000000"/>
+          <w:sz w:val="18"/>
+          <w:highlight w:val="lightGray"/>
         </w:rPr>
         <w:t>‑</w:t>
       </w:r>
       <w:r>
         <w:rPr>
-          <w:b/>
-          <w:sz w:val="14"/>
-          <w:szCs w:val="14"/>
-          <w:shd w:val="clear" w:color="auto" w:fill="B7B7B7"/>
-        </w:rPr>
-        <w:t>5 Mini) at [8/17/2025]</w:t>
+          <w:rFonts w:ascii="Arial" w:eastAsia="Arial" w:hAnsi="Arial" w:cs="Arial"/>
+          <w:color w:val="000000"/>
+          <w:sz w:val="18"/>
+          <w:highlight w:val="lightGray"/>
+        </w:rPr>
+        <w:t xml:space="preserve">5 Mini)] </w:t>
+      </w:r>
+      <w:r>
+        <w:rPr>
+          <w:rFonts w:ascii="Arial" w:eastAsia="Arial" w:hAnsi="Arial" w:cs="Arial"/>
+          <w:b/>
+          <w:color w:val="000000"/>
+          <w:sz w:val="18"/>
+          <w:highlight w:val="lightGray"/>
+        </w:rPr>
+        <w:t>on</w:t>
+      </w:r>
+      <w:r>
+        <w:rPr>
+          <w:rFonts w:ascii="Arial" w:eastAsia="Arial" w:hAnsi="Arial"/>
+          <w:sz w:val="18"/>
+          <w:highlight w:val="lightGray"/>
+        </w:rPr>
+        <w:t xml:space="preserve"> [8/17/2025]</w:t>
       </w:r>
     </w:p>
     <w:p>
@@ -1060,7 +1196,7 @@
           <w:ilvl w:val="0"/>
           <w:numId w:val="1"/>
         </w:numPr>
-        <w:spacing w:before="240"/>
+        <w:spacing w:before="240" w:after="0" w:line="276" w:lineRule="auto"/>
         <w:rPr>
           <w:rFonts w:ascii="Roboto Mono" w:eastAsia="Roboto Mono" w:hAnsi="Roboto Mono" w:cs="Roboto Mono"/>
         </w:rPr>
@@ -1084,6 +1220,7 @@
           <w:ilvl w:val="0"/>
           <w:numId w:val="1"/>
         </w:numPr>
+        <w:spacing w:after="0" w:line="276" w:lineRule="auto"/>
       </w:pPr>
       <w:r>
         <w:rPr>
@@ -1117,7 +1254,7 @@
           <w:ilvl w:val="0"/>
           <w:numId w:val="1"/>
         </w:numPr>
-        <w:spacing w:after="240"/>
+        <w:spacing w:after="240" w:line="276" w:lineRule="auto"/>
       </w:pPr>
       <w:r>
         <w:rPr>
@@ -1141,7 +1278,7 @@
     </w:p>
     <w:p>
       <w:r>
-        <w:pict w14:anchorId="4B7437EB">
+        <w:pict w14:anchorId="268D835C">
           <v:rect id="_x0000_i1029" style="width:0;height:1.5pt" o:hralign="center" o:hrstd="t" o:hr="t" fillcolor="#a0a0a0" stroked="f"/>
         </w:pict>
       </w:r>
@@ -1170,51 +1307,77 @@
       </w:pPr>
       <w:r>
         <w:rPr>
-          <w:b/>
-          <w:shd w:val="clear" w:color="auto" w:fill="B7B7B7"/>
-        </w:rPr>
-        <w:t># Source</w:t>
-      </w:r>
-      <w:r>
-        <w:rPr>
-          <w:shd w:val="clear" w:color="auto" w:fill="B7B7B7"/>
-        </w:rPr>
-        <w:t xml:space="preserve">: </w:t>
-      </w:r>
-      <w:r>
-        <w:rPr>
-          <w:b/>
-          <w:shd w:val="clear" w:color="auto" w:fill="B7B7B7"/>
-        </w:rPr>
-        <w:t xml:space="preserve">Chatgpt </w:t>
-      </w:r>
-      <w:r>
-        <w:rPr>
-          <w:b/>
-          <w:sz w:val="14"/>
-          <w:szCs w:val="14"/>
-          <w:shd w:val="clear" w:color="auto" w:fill="B7B7B7"/>
-        </w:rPr>
-        <w:t>(GPT</w:t>
-      </w:r>
-      <w:r>
-        <w:rPr>
-          <w:rFonts w:ascii="Cambria Math" w:hAnsi="Cambria Math" w:cs="Cambria Math"/>
-          <w:b/>
-          <w:sz w:val="14"/>
-          <w:szCs w:val="14"/>
-          <w:shd w:val="clear" w:color="auto" w:fill="B7B7B7"/>
+          <w:rFonts w:ascii="Arial" w:eastAsia="Arial" w:hAnsi="Arial" w:cs="Arial"/>
+          <w:b/>
+          <w:color w:val="000000"/>
+          <w:sz w:val="18"/>
+          <w:highlight w:val="lightGray"/>
+        </w:rPr>
+        <w:t># Source: AI Source: Provided by: [Data Path</w:t>
+      </w:r>
+      <w:r>
+        <w:rPr>
+          <w:rFonts w:ascii="Arial" w:eastAsia="Arial" w:hAnsi="Arial" w:cs="Arial"/>
+          <w:color w:val="000000"/>
+          <w:sz w:val="18"/>
+          <w:highlight w:val="lightGray"/>
+        </w:rPr>
+        <w:t xml:space="preserve">: Persons Table -&gt; ID Column: 1, Name_En Column: Motasem Essam] -&gt; </w:t>
+      </w:r>
+      <w:r>
+        <w:rPr>
+          <w:rFonts w:ascii="Arial" w:eastAsia="Arial" w:hAnsi="Arial" w:cs="Arial"/>
+          <w:b/>
+          <w:color w:val="000000"/>
+          <w:sz w:val="18"/>
+          <w:highlight w:val="lightGray"/>
+        </w:rPr>
+        <w:t>From:</w:t>
+      </w:r>
+      <w:r>
+        <w:rPr>
+          <w:rFonts w:ascii="Arial" w:eastAsia="Arial" w:hAnsi="Arial" w:cs="Arial"/>
+          <w:color w:val="000000"/>
+          <w:sz w:val="18"/>
+          <w:highlight w:val="lightGray"/>
+        </w:rPr>
+        <w:t xml:space="preserve"> [Chatgpt (GPT</w:t>
+      </w:r>
+      <w:r>
+        <w:rPr>
+          <w:rFonts w:ascii="Arial" w:eastAsia="Arial" w:hAnsi="Arial" w:cs="Cambria Math"/>
+          <w:color w:val="000000"/>
+          <w:sz w:val="18"/>
+          <w:highlight w:val="lightGray"/>
         </w:rPr>
         <w:t>‑</w:t>
       </w:r>
       <w:r>
         <w:rPr>
-          <w:b/>
-          <w:sz w:val="14"/>
-          <w:szCs w:val="14"/>
-          <w:shd w:val="clear" w:color="auto" w:fill="B7B7B7"/>
-        </w:rPr>
-        <w:t>5 Mini) at [8/17/2025]</w:t>
+          <w:rFonts w:ascii="Arial" w:eastAsia="Arial" w:hAnsi="Arial" w:cs="Arial"/>
+          <w:color w:val="000000"/>
+          <w:sz w:val="18"/>
+          <w:highlight w:val="lightGray"/>
+        </w:rPr>
+        <w:t xml:space="preserve">5 Mini)] </w:t>
+      </w:r>
+      <w:r>
+        <w:rPr>
+          <w:rFonts w:ascii="Arial" w:eastAsia="Arial" w:hAnsi="Arial" w:cs="Arial"/>
+          <w:b/>
+          <w:color w:val="000000"/>
+          <w:sz w:val="18"/>
+          <w:highlight w:val="lightGray"/>
+        </w:rPr>
+        <w:t>on</w:t>
+      </w:r>
+      <w:r>
+        <w:rPr>
+          <w:rFonts w:ascii="Arial" w:eastAsia="Arial" w:hAnsi="Arial"/>
+          <w:sz w:val="18"/>
+          <w:highlight w:val="lightGray"/>
+        </w:rPr>
+        <w:t xml:space="preserve"> [8/17/2025]</w:t>
       </w:r>
     </w:p>
     <w:p>
@@ -1273,7 +1436,7 @@
     </w:p>
     <w:p>
       <w:r>
-        <w:pict w14:anchorId="4492180D">
+        <w:pict w14:anchorId="1DF5170C">
           <v:rect id="_x0000_i1030" style="width:0;height:1.5pt" o:hralign="center" o:hrstd="t" o:hr="t" fillcolor="#a0a0a0" stroked="f"/>
         </w:pict>
       </w:r>
@@ -1297,51 +1460,77 @@
       </w:pPr>
       <w:r>
         <w:rPr>
-          <w:b/>
-          <w:shd w:val="clear" w:color="auto" w:fill="B7B7B7"/>
-        </w:rPr>
-        <w:t># Source</w:t>
-      </w:r>
-      <w:r>
-        <w:rPr>
-          <w:shd w:val="clear" w:color="auto" w:fill="B7B7B7"/>
-        </w:rPr>
-        <w:t xml:space="preserve">: </w:t>
-      </w:r>
-      <w:r>
-        <w:rPr>
-          <w:b/>
-          <w:shd w:val="clear" w:color="auto" w:fill="B7B7B7"/>
-        </w:rPr>
-        <w:t xml:space="preserve">Chatgpt </w:t>
-      </w:r>
-      <w:r>
-        <w:rPr>
-          <w:b/>
-          <w:sz w:val="14"/>
-          <w:szCs w:val="14"/>
-          <w:shd w:val="clear" w:color="auto" w:fill="B7B7B7"/>
-        </w:rPr>
-        <w:t>(GPT</w:t>
-      </w:r>
-      <w:r>
-        <w:rPr>
-          <w:rFonts w:ascii="Cambria Math" w:hAnsi="Cambria Math" w:cs="Cambria Math"/>
-          <w:b/>
-          <w:sz w:val="14"/>
-          <w:szCs w:val="14"/>
-          <w:shd w:val="clear" w:color="auto" w:fill="B7B7B7"/>
+          <w:rFonts w:ascii="Arial" w:eastAsia="Arial" w:hAnsi="Arial" w:cs="Arial"/>
+          <w:b/>
+          <w:color w:val="000000"/>
+          <w:sz w:val="18"/>
+          <w:highlight w:val="lightGray"/>
+        </w:rPr>
+        <w:t># Source: AI Source: Provided by: [Data Path</w:t>
+      </w:r>
+      <w:r>
+        <w:rPr>
+          <w:rFonts w:ascii="Arial" w:eastAsia="Arial" w:hAnsi="Arial" w:cs="Arial"/>
+          <w:color w:val="000000"/>
+          <w:sz w:val="18"/>
+          <w:highlight w:val="lightGray"/>
+        </w:rPr>
+        <w:t xml:space="preserve">: Persons Table -&gt; ID Column: 1, Name_En Column: Motasem Essam] -&gt; </w:t>
+      </w:r>
+      <w:r>
+        <w:rPr>
+          <w:rFonts w:ascii="Arial" w:eastAsia="Arial" w:hAnsi="Arial" w:cs="Arial"/>
+          <w:b/>
+          <w:color w:val="000000"/>
+          <w:sz w:val="18"/>
+          <w:highlight w:val="lightGray"/>
+        </w:rPr>
+        <w:t>From:</w:t>
+      </w:r>
+      <w:r>
+        <w:rPr>
+          <w:rFonts w:ascii="Arial" w:eastAsia="Arial" w:hAnsi="Arial" w:cs="Arial"/>
+          <w:color w:val="000000"/>
+          <w:sz w:val="18"/>
+          <w:highlight w:val="lightGray"/>
+        </w:rPr>
+        <w:t xml:space="preserve"> [Chatgpt (GPT</w:t>
+      </w:r>
+      <w:r>
+        <w:rPr>
+          <w:rFonts w:ascii="Arial" w:eastAsia="Arial" w:hAnsi="Arial" w:cs="Cambria Math"/>
+          <w:color w:val="000000"/>
+          <w:sz w:val="18"/>
+          <w:highlight w:val="lightGray"/>
         </w:rPr>
         <w:t>‑</w:t>
       </w:r>
       <w:r>
         <w:rPr>
-          <w:b/>
-          <w:sz w:val="14"/>
-          <w:szCs w:val="14"/>
-          <w:shd w:val="clear" w:color="auto" w:fill="B7B7B7"/>
-        </w:rPr>
-        <w:t>5 Mini) at [8/17/2025]</w:t>
+          <w:rFonts w:ascii="Arial" w:eastAsia="Arial" w:hAnsi="Arial" w:cs="Arial"/>
+          <w:color w:val="000000"/>
+          <w:sz w:val="18"/>
+          <w:highlight w:val="lightGray"/>
+        </w:rPr>
+        <w:t xml:space="preserve">5 Mini)] </w:t>
+      </w:r>
+      <w:r>
+        <w:rPr>
+          <w:rFonts w:ascii="Arial" w:eastAsia="Arial" w:hAnsi="Arial" w:cs="Arial"/>
+          <w:b/>
+          <w:color w:val="000000"/>
+          <w:sz w:val="18"/>
+          <w:highlight w:val="lightGray"/>
+        </w:rPr>
+        <w:t>on</w:t>
+      </w:r>
+      <w:r>
+        <w:rPr>
+          <w:rFonts w:ascii="Arial" w:eastAsia="Arial" w:hAnsi="Arial"/>
+          <w:sz w:val="18"/>
+          <w:highlight w:val="lightGray"/>
+        </w:rPr>
+        <w:t xml:space="preserve"> [8/17/2025]</w:t>
       </w:r>
     </w:p>
     <w:p>
@@ -1386,7 +1575,7 @@
     </w:p>
     <w:p>
       <w:r>
-        <w:pict w14:anchorId="33B170DB">
+        <w:pict w14:anchorId="5E81EACB">
           <v:rect id="_x0000_i1031" style="width:0;height:1.5pt" o:hralign="center" o:hrstd="t" o:hr="t" fillcolor="#a0a0a0" stroked="f"/>
         </w:pict>
       </w:r>
@@ -1400,7 +1589,6 @@
       <w:bookmarkStart w:id="8" w:name="_5aqxz0fr926g" w:colFirst="0" w:colLast="0"/>
       <w:bookmarkEnd w:id="8"/>
       <w:r>
-        <w:lastRenderedPageBreak/>
         <w:t>🔑 Main Types of Collaboration-Based Approaches</w:t>
       </w:r>
     </w:p>
@@ -1410,51 +1598,77 @@
       </w:pPr>
       <w:r>
         <w:rPr>
-          <w:b/>
-          <w:shd w:val="clear" w:color="auto" w:fill="B7B7B7"/>
-        </w:rPr>
-        <w:t># Source</w:t>
-      </w:r>
-      <w:r>
-        <w:rPr>
-          <w:shd w:val="clear" w:color="auto" w:fill="B7B7B7"/>
-        </w:rPr>
-        <w:t xml:space="preserve">: </w:t>
-      </w:r>
-      <w:r>
-        <w:rPr>
-          <w:b/>
-          <w:shd w:val="clear" w:color="auto" w:fill="B7B7B7"/>
-        </w:rPr>
-        <w:t xml:space="preserve">Chatgpt </w:t>
-      </w:r>
-      <w:r>
-        <w:rPr>
-          <w:b/>
-          <w:sz w:val="14"/>
-          <w:szCs w:val="14"/>
-          <w:shd w:val="clear" w:color="auto" w:fill="B7B7B7"/>
-        </w:rPr>
-        <w:t>(GPT</w:t>
-      </w:r>
-      <w:r>
-        <w:rPr>
-          <w:rFonts w:ascii="Cambria Math" w:hAnsi="Cambria Math" w:cs="Cambria Math"/>
-          <w:b/>
-          <w:sz w:val="14"/>
-          <w:szCs w:val="14"/>
-          <w:shd w:val="clear" w:color="auto" w:fill="B7B7B7"/>
+          <w:rFonts w:ascii="Arial" w:eastAsia="Arial" w:hAnsi="Arial" w:cs="Arial"/>
+          <w:b/>
+          <w:color w:val="000000"/>
+          <w:sz w:val="18"/>
+          <w:highlight w:val="lightGray"/>
+        </w:rPr>
+        <w:t># Source: AI Source: Provided by: [Data Path</w:t>
+      </w:r>
+      <w:r>
+        <w:rPr>
+          <w:rFonts w:ascii="Arial" w:eastAsia="Arial" w:hAnsi="Arial" w:cs="Arial"/>
+          <w:color w:val="000000"/>
+          <w:sz w:val="18"/>
+          <w:highlight w:val="lightGray"/>
+        </w:rPr>
+        <w:t xml:space="preserve">: Persons Table -&gt; ID Column: 1, Name_En Column: Motasem Essam] -&gt; </w:t>
+      </w:r>
+      <w:r>
+        <w:rPr>
+          <w:rFonts w:ascii="Arial" w:eastAsia="Arial" w:hAnsi="Arial" w:cs="Arial"/>
+          <w:b/>
+          <w:color w:val="000000"/>
+          <w:sz w:val="18"/>
+          <w:highlight w:val="lightGray"/>
+        </w:rPr>
+        <w:t>From:</w:t>
+      </w:r>
+      <w:r>
+        <w:rPr>
+          <w:rFonts w:ascii="Arial" w:eastAsia="Arial" w:hAnsi="Arial" w:cs="Arial"/>
+          <w:color w:val="000000"/>
+          <w:sz w:val="18"/>
+          <w:highlight w:val="lightGray"/>
+        </w:rPr>
+        <w:t xml:space="preserve"> [Chatgpt (GPT</w:t>
+      </w:r>
+      <w:r>
+        <w:rPr>
+          <w:rFonts w:ascii="Arial" w:eastAsia="Arial" w:hAnsi="Arial" w:cs="Cambria Math"/>
+          <w:color w:val="000000"/>
+          <w:sz w:val="18"/>
+          <w:highlight w:val="lightGray"/>
         </w:rPr>
         <w:t>‑</w:t>
       </w:r>
       <w:r>
         <w:rPr>
-          <w:b/>
-          <w:sz w:val="14"/>
-          <w:szCs w:val="14"/>
-          <w:shd w:val="clear" w:color="auto" w:fill="B7B7B7"/>
-        </w:rPr>
-        <w:t>5 Mini) at [8/17/2025]</w:t>
+          <w:rFonts w:ascii="Arial" w:eastAsia="Arial" w:hAnsi="Arial" w:cs="Arial"/>
+          <w:color w:val="000000"/>
+          <w:sz w:val="18"/>
+          <w:highlight w:val="lightGray"/>
+        </w:rPr>
+        <w:t xml:space="preserve">5 Mini)] </w:t>
+      </w:r>
+      <w:r>
+        <w:rPr>
+          <w:rFonts w:ascii="Arial" w:eastAsia="Arial" w:hAnsi="Arial" w:cs="Arial"/>
+          <w:b/>
+          <w:color w:val="000000"/>
+          <w:sz w:val="18"/>
+          <w:highlight w:val="lightGray"/>
+        </w:rPr>
+        <w:t>on</w:t>
+      </w:r>
+      <w:r>
+        <w:rPr>
+          <w:rFonts w:ascii="Arial" w:eastAsia="Arial" w:hAnsi="Arial"/>
+          <w:sz w:val="18"/>
+          <w:highlight w:val="lightGray"/>
+        </w:rPr>
+        <w:t xml:space="preserve"> [8/17/2025]</w:t>
       </w:r>
     </w:p>
     <w:p>
@@ -1463,7 +1677,7 @@
           <w:ilvl w:val="0"/>
           <w:numId w:val="3"/>
         </w:numPr>
-        <w:spacing w:before="240"/>
+        <w:spacing w:before="240" w:after="0" w:line="276" w:lineRule="auto"/>
         <w:rPr>
           <w:rFonts w:ascii="Roboto Mono" w:eastAsia="Roboto Mono" w:hAnsi="Roboto Mono" w:cs="Roboto Mono"/>
         </w:rPr>
@@ -1489,6 +1703,7 @@
           <w:ilvl w:val="1"/>
           <w:numId w:val="3"/>
         </w:numPr>
+        <w:spacing w:after="0" w:line="276" w:lineRule="auto"/>
       </w:pPr>
       <w:r>
         <w:rPr>
@@ -1522,6 +1737,7 @@
           <w:ilvl w:val="1"/>
           <w:numId w:val="3"/>
         </w:numPr>
+        <w:spacing w:after="0" w:line="276" w:lineRule="auto"/>
       </w:pPr>
       <w:r>
         <w:rPr>
@@ -1555,6 +1771,7 @@
           <w:ilvl w:val="1"/>
           <w:numId w:val="3"/>
         </w:numPr>
+        <w:spacing w:after="0" w:line="276" w:lineRule="auto"/>
         <w:rPr>
           <w:rFonts w:ascii="Roboto Mono" w:eastAsia="Roboto Mono" w:hAnsi="Roboto Mono" w:cs="Roboto Mono"/>
         </w:rPr>
@@ -1578,6 +1795,7 @@
           <w:ilvl w:val="0"/>
           <w:numId w:val="3"/>
         </w:numPr>
+        <w:spacing w:after="0" w:line="276" w:lineRule="auto"/>
         <w:rPr>
           <w:rFonts w:ascii="Roboto Mono" w:eastAsia="Roboto Mono" w:hAnsi="Roboto Mono" w:cs="Roboto Mono"/>
         </w:rPr>
@@ -1603,6 +1821,7 @@
           <w:ilvl w:val="1"/>
           <w:numId w:val="3"/>
         </w:numPr>
+        <w:spacing w:after="0" w:line="276" w:lineRule="auto"/>
       </w:pPr>
       <w:r>
         <w:rPr>
@@ -1636,6 +1855,7 @@
           <w:ilvl w:val="1"/>
           <w:numId w:val="3"/>
         </w:numPr>
+        <w:spacing w:after="0" w:line="276" w:lineRule="auto"/>
       </w:pPr>
       <w:r>
         <w:rPr>
@@ -1669,6 +1889,7 @@
           <w:ilvl w:val="1"/>
           <w:numId w:val="3"/>
         </w:numPr>
+        <w:spacing w:after="0" w:line="276" w:lineRule="auto"/>
         <w:rPr>
           <w:rFonts w:ascii="Roboto Mono" w:eastAsia="Roboto Mono" w:hAnsi="Roboto Mono" w:cs="Roboto Mono"/>
         </w:rPr>
@@ -1692,6 +1913,7 @@
           <w:ilvl w:val="0"/>
           <w:numId w:val="3"/>
         </w:numPr>
+        <w:spacing w:after="0" w:line="276" w:lineRule="auto"/>
         <w:rPr>
           <w:rFonts w:ascii="Roboto Mono" w:eastAsia="Roboto Mono" w:hAnsi="Roboto Mono" w:cs="Roboto Mono"/>
         </w:rPr>
@@ -1717,6 +1939,7 @@
           <w:ilvl w:val="1"/>
           <w:numId w:val="3"/>
         </w:numPr>
+        <w:spacing w:after="0" w:line="276" w:lineRule="auto"/>
       </w:pPr>
       <w:r>
         <w:rPr>
@@ -1750,6 +1973,7 @@
           <w:ilvl w:val="1"/>
           <w:numId w:val="3"/>
         </w:numPr>
+        <w:spacing w:after="0" w:line="276" w:lineRule="auto"/>
       </w:pPr>
       <w:r>
         <w:rPr>
@@ -1783,6 +2007,7 @@
           <w:ilvl w:val="1"/>
           <w:numId w:val="3"/>
         </w:numPr>
+        <w:spacing w:after="0" w:line="276" w:lineRule="auto"/>
         <w:rPr>
           <w:rFonts w:ascii="Roboto Mono" w:eastAsia="Roboto Mono" w:hAnsi="Roboto Mono" w:cs="Roboto Mono"/>
         </w:rPr>
@@ -1806,6 +2031,7 @@
           <w:ilvl w:val="0"/>
           <w:numId w:val="3"/>
         </w:numPr>
+        <w:spacing w:after="0" w:line="276" w:lineRule="auto"/>
         <w:rPr>
           <w:rFonts w:ascii="Roboto Mono" w:eastAsia="Roboto Mono" w:hAnsi="Roboto Mono" w:cs="Roboto Mono"/>
         </w:rPr>
@@ -1831,6 +2057,7 @@
           <w:ilvl w:val="1"/>
           <w:numId w:val="3"/>
         </w:numPr>
+        <w:spacing w:after="0" w:line="276" w:lineRule="auto"/>
       </w:pPr>
       <w:r>
         <w:rPr>
@@ -1864,6 +2091,7 @@
           <w:ilvl w:val="1"/>
           <w:numId w:val="3"/>
         </w:numPr>
+        <w:spacing w:after="0" w:line="276" w:lineRule="auto"/>
       </w:pPr>
       <w:r>
         <w:rPr>
@@ -1897,6 +2125,7 @@
           <w:ilvl w:val="1"/>
           <w:numId w:val="3"/>
         </w:numPr>
+        <w:spacing w:after="0" w:line="276" w:lineRule="auto"/>
       </w:pPr>
       <w:r>
         <w:rPr>
@@ -1930,16 +2159,16 @@
           <w:ilvl w:val="0"/>
           <w:numId w:val="3"/>
         </w:numPr>
-        <w:rPr>
-          <w:rFonts w:ascii="Roboto Mono" w:eastAsia="Roboto Mono" w:hAnsi="Roboto Mono" w:cs="Roboto Mono"/>
-        </w:rPr>
-      </w:pPr>
-      <w:r>
-        <w:rPr>
-          <w:rFonts w:ascii="Roboto Mono" w:eastAsia="Roboto Mono" w:hAnsi="Roboto Mono" w:cs="Roboto Mono"/>
-          <w:b/>
-        </w:rPr>
-        <w:lastRenderedPageBreak/>
+        <w:spacing w:after="0" w:line="276" w:lineRule="auto"/>
+        <w:rPr>
+          <w:rFonts w:ascii="Roboto Mono" w:eastAsia="Roboto Mono" w:hAnsi="Roboto Mono" w:cs="Roboto Mono"/>
+        </w:rPr>
+      </w:pPr>
+      <w:r>
+        <w:rPr>
+          <w:rFonts w:ascii="Roboto Mono" w:eastAsia="Roboto Mono" w:hAnsi="Roboto Mono" w:cs="Roboto Mono"/>
+          <w:b/>
+        </w:rPr>
         <w:t>Exploratory Testing (Collaborative Form)</w:t>
       </w:r>
       <w:r>
@@ -1956,6 +2185,7 @@
           <w:ilvl w:val="1"/>
           <w:numId w:val="3"/>
         </w:numPr>
+        <w:spacing w:after="0" w:line="276" w:lineRule="auto"/>
         <w:rPr>
           <w:rFonts w:ascii="Roboto Mono" w:eastAsia="Roboto Mono" w:hAnsi="Roboto Mono" w:cs="Roboto Mono"/>
         </w:rPr>
@@ -1979,6 +2209,7 @@
           <w:ilvl w:val="1"/>
           <w:numId w:val="3"/>
         </w:numPr>
+        <w:spacing w:after="0" w:line="276" w:lineRule="auto"/>
       </w:pPr>
       <w:r>
         <w:rPr>
@@ -2012,7 +2243,7 @@
           <w:ilvl w:val="1"/>
           <w:numId w:val="3"/>
         </w:numPr>
-        <w:spacing w:after="240"/>
+        <w:spacing w:after="240" w:line="276" w:lineRule="auto"/>
         <w:rPr>
           <w:rFonts w:ascii="Roboto Mono" w:eastAsia="Roboto Mono" w:hAnsi="Roboto Mono" w:cs="Roboto Mono"/>
         </w:rPr>
@@ -2032,7 +2263,7 @@
     </w:p>
     <w:p>
       <w:r>
-        <w:pict w14:anchorId="39435BFF">
+        <w:pict w14:anchorId="391959DE">
           <v:rect id="_x0000_i1032" style="width:0;height:1.5pt" o:hralign="center" o:hrstd="t" o:hr="t" fillcolor="#a0a0a0" stroked="f"/>
         </w:pict>
       </w:r>
@@ -2056,51 +2287,77 @@
       </w:pPr>
       <w:r>
         <w:rPr>
-          <w:b/>
-          <w:shd w:val="clear" w:color="auto" w:fill="B7B7B7"/>
-        </w:rPr>
-        <w:t># Source</w:t>
-      </w:r>
-      <w:r>
-        <w:rPr>
-          <w:shd w:val="clear" w:color="auto" w:fill="B7B7B7"/>
-        </w:rPr>
-        <w:t xml:space="preserve">: </w:t>
-      </w:r>
-      <w:r>
-        <w:rPr>
-          <w:b/>
-          <w:shd w:val="clear" w:color="auto" w:fill="B7B7B7"/>
-        </w:rPr>
-        <w:t xml:space="preserve">Chatgpt </w:t>
-      </w:r>
-      <w:r>
-        <w:rPr>
-          <w:b/>
-          <w:sz w:val="14"/>
-          <w:szCs w:val="14"/>
-          <w:shd w:val="clear" w:color="auto" w:fill="B7B7B7"/>
-        </w:rPr>
-        <w:t>(GPT</w:t>
-      </w:r>
-      <w:r>
-        <w:rPr>
-          <w:rFonts w:ascii="Cambria Math" w:hAnsi="Cambria Math" w:cs="Cambria Math"/>
-          <w:b/>
-          <w:sz w:val="14"/>
-          <w:szCs w:val="14"/>
-          <w:shd w:val="clear" w:color="auto" w:fill="B7B7B7"/>
+          <w:rFonts w:ascii="Arial" w:eastAsia="Arial" w:hAnsi="Arial" w:cs="Arial"/>
+          <w:b/>
+          <w:color w:val="000000"/>
+          <w:sz w:val="18"/>
+          <w:highlight w:val="lightGray"/>
+        </w:rPr>
+        <w:t># Source: AI Source: Provided by: [Data Path</w:t>
+      </w:r>
+      <w:r>
+        <w:rPr>
+          <w:rFonts w:ascii="Arial" w:eastAsia="Arial" w:hAnsi="Arial" w:cs="Arial"/>
+          <w:color w:val="000000"/>
+          <w:sz w:val="18"/>
+          <w:highlight w:val="lightGray"/>
+        </w:rPr>
+        <w:t xml:space="preserve">: Persons Table -&gt; ID Column: 1, Name_En Column: Motasem Essam] -&gt; </w:t>
+      </w:r>
+      <w:r>
+        <w:rPr>
+          <w:rFonts w:ascii="Arial" w:eastAsia="Arial" w:hAnsi="Arial" w:cs="Arial"/>
+          <w:b/>
+          <w:color w:val="000000"/>
+          <w:sz w:val="18"/>
+          <w:highlight w:val="lightGray"/>
+        </w:rPr>
+        <w:t>From:</w:t>
+      </w:r>
+      <w:r>
+        <w:rPr>
+          <w:rFonts w:ascii="Arial" w:eastAsia="Arial" w:hAnsi="Arial" w:cs="Arial"/>
+          <w:color w:val="000000"/>
+          <w:sz w:val="18"/>
+          <w:highlight w:val="lightGray"/>
+        </w:rPr>
+        <w:t xml:space="preserve"> [Chatgpt (GPT</w:t>
+      </w:r>
+      <w:r>
+        <w:rPr>
+          <w:rFonts w:ascii="Arial" w:eastAsia="Arial" w:hAnsi="Arial" w:cs="Cambria Math"/>
+          <w:color w:val="000000"/>
+          <w:sz w:val="18"/>
+          <w:highlight w:val="lightGray"/>
         </w:rPr>
         <w:t>‑</w:t>
       </w:r>
       <w:r>
         <w:rPr>
-          <w:b/>
-          <w:sz w:val="14"/>
-          <w:szCs w:val="14"/>
-          <w:shd w:val="clear" w:color="auto" w:fill="B7B7B7"/>
-        </w:rPr>
-        <w:t>5 Mini) at [8/17/2025]</w:t>
+          <w:rFonts w:ascii="Arial" w:eastAsia="Arial" w:hAnsi="Arial" w:cs="Arial"/>
+          <w:color w:val="000000"/>
+          <w:sz w:val="18"/>
+          <w:highlight w:val="lightGray"/>
+        </w:rPr>
+        <w:t xml:space="preserve">5 Mini)] </w:t>
+      </w:r>
+      <w:r>
+        <w:rPr>
+          <w:rFonts w:ascii="Arial" w:eastAsia="Arial" w:hAnsi="Arial" w:cs="Arial"/>
+          <w:b/>
+          <w:color w:val="000000"/>
+          <w:sz w:val="18"/>
+          <w:highlight w:val="lightGray"/>
+        </w:rPr>
+        <w:t>on</w:t>
+      </w:r>
+      <w:r>
+        <w:rPr>
+          <w:rFonts w:ascii="Arial" w:eastAsia="Arial" w:hAnsi="Arial"/>
+          <w:sz w:val="18"/>
+          <w:highlight w:val="lightGray"/>
+        </w:rPr>
+        <w:t xml:space="preserve"> [8/17/2025]</w:t>
       </w:r>
     </w:p>
     <w:p>
@@ -2129,7 +2386,7 @@
           <w:ilvl w:val="0"/>
           <w:numId w:val="6"/>
         </w:numPr>
-        <w:spacing w:before="240"/>
+        <w:spacing w:before="240" w:after="0" w:line="276" w:lineRule="auto"/>
       </w:pPr>
       <w:r>
         <w:rPr>
@@ -2150,6 +2407,7 @@
           <w:ilvl w:val="0"/>
           <w:numId w:val="6"/>
         </w:numPr>
+        <w:spacing w:after="0" w:line="276" w:lineRule="auto"/>
       </w:pPr>
       <w:r>
         <w:rPr>
@@ -2170,7 +2428,7 @@
           <w:ilvl w:val="0"/>
           <w:numId w:val="6"/>
         </w:numPr>
-        <w:spacing w:after="240"/>
+        <w:spacing w:after="240" w:line="276" w:lineRule="auto"/>
       </w:pPr>
       <w:r>
         <w:rPr>
@@ -2187,7 +2445,7 @@
     </w:p>
     <w:p>
       <w:r>
-        <w:pict w14:anchorId="682D28B1">
+        <w:pict w14:anchorId="1C99779C">
           <v:rect id="_x0000_i1033" style="width:0;height:1.5pt" o:hralign="center" o:hrstd="t" o:hr="t" fillcolor="#a0a0a0" stroked="f"/>
         </w:pict>
       </w:r>
@@ -2211,51 +2469,77 @@
       </w:pPr>
       <w:r>
         <w:rPr>
-          <w:b/>
-          <w:shd w:val="clear" w:color="auto" w:fill="B7B7B7"/>
-        </w:rPr>
-        <w:t># Source</w:t>
-      </w:r>
-      <w:r>
-        <w:rPr>
-          <w:shd w:val="clear" w:color="auto" w:fill="B7B7B7"/>
-        </w:rPr>
-        <w:t xml:space="preserve">: </w:t>
-      </w:r>
-      <w:r>
-        <w:rPr>
-          <w:b/>
-          <w:shd w:val="clear" w:color="auto" w:fill="B7B7B7"/>
-        </w:rPr>
-        <w:t xml:space="preserve">Chatgpt </w:t>
-      </w:r>
-      <w:r>
-        <w:rPr>
-          <w:b/>
-          <w:sz w:val="14"/>
-          <w:szCs w:val="14"/>
-          <w:shd w:val="clear" w:color="auto" w:fill="B7B7B7"/>
-        </w:rPr>
-        <w:t>(GPT</w:t>
-      </w:r>
-      <w:r>
-        <w:rPr>
-          <w:rFonts w:ascii="Cambria Math" w:hAnsi="Cambria Math" w:cs="Cambria Math"/>
-          <w:b/>
-          <w:sz w:val="14"/>
-          <w:szCs w:val="14"/>
-          <w:shd w:val="clear" w:color="auto" w:fill="B7B7B7"/>
+          <w:rFonts w:ascii="Arial" w:eastAsia="Arial" w:hAnsi="Arial" w:cs="Arial"/>
+          <w:b/>
+          <w:color w:val="000000"/>
+          <w:sz w:val="18"/>
+          <w:highlight w:val="lightGray"/>
+        </w:rPr>
+        <w:t># Source: AI Source: Provided by: [Data Path</w:t>
+      </w:r>
+      <w:r>
+        <w:rPr>
+          <w:rFonts w:ascii="Arial" w:eastAsia="Arial" w:hAnsi="Arial" w:cs="Arial"/>
+          <w:color w:val="000000"/>
+          <w:sz w:val="18"/>
+          <w:highlight w:val="lightGray"/>
+        </w:rPr>
+        <w:t xml:space="preserve">: Persons Table -&gt; ID Column: 1, Name_En Column: Motasem Essam] -&gt; </w:t>
+      </w:r>
+      <w:r>
+        <w:rPr>
+          <w:rFonts w:ascii="Arial" w:eastAsia="Arial" w:hAnsi="Arial" w:cs="Arial"/>
+          <w:b/>
+          <w:color w:val="000000"/>
+          <w:sz w:val="18"/>
+          <w:highlight w:val="lightGray"/>
+        </w:rPr>
+        <w:t>From:</w:t>
+      </w:r>
+      <w:r>
+        <w:rPr>
+          <w:rFonts w:ascii="Arial" w:eastAsia="Arial" w:hAnsi="Arial" w:cs="Arial"/>
+          <w:color w:val="000000"/>
+          <w:sz w:val="18"/>
+          <w:highlight w:val="lightGray"/>
+        </w:rPr>
+        <w:t xml:space="preserve"> [Chatgpt (GPT</w:t>
+      </w:r>
+      <w:r>
+        <w:rPr>
+          <w:rFonts w:ascii="Arial" w:eastAsia="Arial" w:hAnsi="Arial" w:cs="Cambria Math"/>
+          <w:color w:val="000000"/>
+          <w:sz w:val="18"/>
+          <w:highlight w:val="lightGray"/>
         </w:rPr>
         <w:t>‑</w:t>
       </w:r>
       <w:r>
         <w:rPr>
-          <w:b/>
-          <w:sz w:val="14"/>
-          <w:szCs w:val="14"/>
-          <w:shd w:val="clear" w:color="auto" w:fill="B7B7B7"/>
-        </w:rPr>
-        <w:t>5 Mini) at [8/17/2025]</w:t>
+          <w:rFonts w:ascii="Arial" w:eastAsia="Arial" w:hAnsi="Arial" w:cs="Arial"/>
+          <w:color w:val="000000"/>
+          <w:sz w:val="18"/>
+          <w:highlight w:val="lightGray"/>
+        </w:rPr>
+        <w:t xml:space="preserve">5 Mini)] </w:t>
+      </w:r>
+      <w:r>
+        <w:rPr>
+          <w:rFonts w:ascii="Arial" w:eastAsia="Arial" w:hAnsi="Arial" w:cs="Arial"/>
+          <w:b/>
+          <w:color w:val="000000"/>
+          <w:sz w:val="18"/>
+          <w:highlight w:val="lightGray"/>
+        </w:rPr>
+        <w:t>on</w:t>
+      </w:r>
+      <w:r>
+        <w:rPr>
+          <w:rFonts w:ascii="Arial" w:eastAsia="Arial" w:hAnsi="Arial"/>
+          <w:sz w:val="18"/>
+          <w:highlight w:val="lightGray"/>
+        </w:rPr>
+        <w:t xml:space="preserve"> [8/17/2025]</w:t>
       </w:r>
     </w:p>
     <w:p>
@@ -2276,18 +2560,19 @@
     </w:p>
     <w:p>
       <w:r>
-        <w:pict w14:anchorId="277EED16">
+        <w:pict w14:anchorId="468E6CF8">
           <v:rect id="_x0000_i1034" style="width:0;height:1.5pt" o:hralign="center" o:hrstd="t" o:hr="t" fillcolor="#a0a0a0" stroked="f"/>
         </w:pict>
       </w:r>
     </w:p>
+    <w:p/>
     <w:p/>
     <w:p/>
     <w:sectPr>
       <w:pgSz w:w="12240" w:h="15840"/>
       <w:pgMar w:top="1440" w:right="1440" w:bottom="1440" w:left="1440" w:header="720" w:footer="720" w:gutter="0"/>
-      <w:pgNumType w:start="1"/>
       <w:cols w:space="720"/>
+      <w:docGrid w:linePitch="360"/>
     </w:sectPr>
   </w:body>
 </w:document>
@@ -3626,18 +3911,6 @@
   <w:style w:type="paragraph" w:default="1" w:styleId="Normal">
     <w:name w:val="Normal"/>
     <w:qFormat/>
-    <w:rsid w:val="00363556"/>
-    <w:pPr>
-      <w:spacing w:after="0" w:line="276" w:lineRule="auto"/>
-    </w:pPr>
-    <w:rPr>
-      <w:rFonts w:ascii="Arial" w:eastAsia="Arial" w:hAnsi="Arial" w:cs="Arial"/>
-      <w:kern w:val="0"/>
-      <w:sz w:val="22"/>
-      <w:szCs w:val="22"/>
-      <w:lang w:val="en"/>
-      <w14:ligatures w14:val="none"/>
-    </w:rPr>
   </w:style>
   <w:style w:type="paragraph" w:styleId="Heading1">
     <w:name w:val="heading 1"/>
@@ -3646,7 +3919,7 @@
     <w:link w:val="Heading1Char"/>
     <w:uiPriority w:val="9"/>
     <w:qFormat/>
-    <w:rsid w:val="00183CC3"/>
+    <w:rsid w:val="00D5116B"/>
     <w:pPr>
       <w:keepNext/>
       <w:keepLines/>
@@ -3668,7 +3941,7 @@
     <w:uiPriority w:val="9"/>
     <w:unhideWhenUsed/>
     <w:qFormat/>
-    <w:rsid w:val="00183CC3"/>
+    <w:rsid w:val="00D5116B"/>
     <w:pPr>
       <w:keepNext/>
       <w:keepLines/>
@@ -3690,7 +3963,7 @@
     <w:uiPriority w:val="9"/>
     <w:unhideWhenUsed/>
     <w:qFormat/>
-    <w:rsid w:val="00183CC3"/>
+    <w:rsid w:val="00D5116B"/>
     <w:pPr>
       <w:keepNext/>
       <w:keepLines/>
@@ -3713,7 +3986,7 @@
     <w:semiHidden/>
     <w:unhideWhenUsed/>
     <w:qFormat/>
-    <w:rsid w:val="00183CC3"/>
+    <w:rsid w:val="00D5116B"/>
     <w:pPr>
       <w:keepNext/>
       <w:keepLines/>
@@ -3736,7 +4009,7 @@
     <w:semiHidden/>
     <w:unhideWhenUsed/>
     <w:qFormat/>
-    <w:rsid w:val="00183CC3"/>
+    <w:rsid w:val="00D5116B"/>
     <w:pPr>
       <w:keepNext/>
       <w:keepLines/>
@@ -3757,11 +4030,11 @@
     <w:semiHidden/>
     <w:unhideWhenUsed/>
     <w:qFormat/>
-    <w:rsid w:val="00183CC3"/>
+    <w:rsid w:val="00D5116B"/>
     <w:pPr>
       <w:keepNext/>
       <w:keepLines/>
-      <w:spacing w:before="40"/>
+      <w:spacing w:before="40" w:after="0"/>
       <w:outlineLvl w:val="5"/>
     </w:pPr>
     <w:rPr>
@@ -3780,11 +4053,11 @@
     <w:semiHidden/>
     <w:unhideWhenUsed/>
     <w:qFormat/>
-    <w:rsid w:val="00183CC3"/>
+    <w:rsid w:val="00D5116B"/>
     <w:pPr>
       <w:keepNext/>
       <w:keepLines/>
-      <w:spacing w:before="40"/>
+      <w:spacing w:before="40" w:after="0"/>
       <w:outlineLvl w:val="6"/>
     </w:pPr>
     <w:rPr>
@@ -3801,10 +4074,11 @@
     <w:semiHidden/>
     <w:unhideWhenUsed/>
     <w:qFormat/>
-    <w:rsid w:val="00183CC3"/>
+    <w:rsid w:val="00D5116B"/>
     <w:pPr>
       <w:keepNext/>
       <w:keepLines/>
+      <w:spacing w:after="0"/>
       <w:outlineLvl w:val="7"/>
     </w:pPr>
     <w:rPr>
@@ -3823,10 +4097,11 @@
     <w:semiHidden/>
     <w:unhideWhenUsed/>
     <w:qFormat/>
-    <w:rsid w:val="00183CC3"/>
+    <w:rsid w:val="00D5116B"/>
     <w:pPr>
       <w:keepNext/>
       <w:keepLines/>
+      <w:spacing w:after="0"/>
       <w:outlineLvl w:val="8"/>
     </w:pPr>
     <w:rPr>
@@ -3866,7 +4141,7 @@
     <w:basedOn w:val="DefaultParagraphFont"/>
     <w:link w:val="Heading1"/>
     <w:uiPriority w:val="9"/>
-    <w:rsid w:val="00183CC3"/>
+    <w:rsid w:val="00D5116B"/>
     <w:rPr>
       <w:rFonts w:asciiTheme="majorHAnsi" w:eastAsiaTheme="majorEastAsia" w:hAnsiTheme="majorHAnsi" w:cstheme="majorBidi"/>
       <w:color w:val="2F5496" w:themeColor="accent1" w:themeShade="BF"/>
@@ -3879,7 +4154,7 @@
     <w:basedOn w:val="DefaultParagraphFont"/>
     <w:link w:val="Heading2"/>
     <w:uiPriority w:val="9"/>
-    <w:rsid w:val="00183CC3"/>
+    <w:rsid w:val="00D5116B"/>
     <w:rPr>
       <w:rFonts w:asciiTheme="majorHAnsi" w:eastAsiaTheme="majorEastAsia" w:hAnsiTheme="majorHAnsi" w:cstheme="majorBidi"/>
       <w:color w:val="2F5496" w:themeColor="accent1" w:themeShade="BF"/>
@@ -3892,7 +4167,7 @@
     <w:basedOn w:val="DefaultParagraphFont"/>
     <w:link w:val="Heading3"/>
     <w:uiPriority w:val="9"/>
-    <w:rsid w:val="00183CC3"/>
+    <w:rsid w:val="00D5116B"/>
     <w:rPr>
       <w:rFonts w:eastAsiaTheme="majorEastAsia" w:cstheme="majorBidi"/>
       <w:color w:val="2F5496" w:themeColor="accent1" w:themeShade="BF"/>
@@ -3906,7 +4181,7 @@
     <w:link w:val="Heading4"/>
     <w:uiPriority w:val="9"/>
     <w:semiHidden/>
-    <w:rsid w:val="00183CC3"/>
+    <w:rsid w:val="00D5116B"/>
     <w:rPr>
       <w:rFonts w:eastAsiaTheme="majorEastAsia" w:cstheme="majorBidi"/>
       <w:i/>
@@ -3920,7 +4195,7 @@
     <w:link w:val="Heading5"/>
     <w:uiPriority w:val="9"/>
     <w:semiHidden/>
-    <w:rsid w:val="00183CC3"/>
+    <w:rsid w:val="00D5116B"/>
     <w:rPr>
       <w:rFonts w:eastAsiaTheme="majorEastAsia" w:cstheme="majorBidi"/>
       <w:color w:val="2F5496" w:themeColor="accent1" w:themeShade="BF"/>
@@ -3932,7 +4207,7 @@
     <w:link w:val="Heading6"/>
     <w:uiPriority w:val="9"/>
     <w:semiHidden/>
-    <w:rsid w:val="00183CC3"/>
+    <w:rsid w:val="00D5116B"/>
     <w:rPr>
       <w:rFonts w:eastAsiaTheme="majorEastAsia" w:cstheme="majorBidi"/>
       <w:i/>
@@ -3946,7 +4221,7 @@
     <w:link w:val="Heading7"/>
     <w:uiPriority w:val="9"/>
     <w:semiHidden/>
-    <w:rsid w:val="00183CC3"/>
+    <w:rsid w:val="00D5116B"/>
     <w:rPr>
       <w:rFonts w:eastAsiaTheme="majorEastAsia" w:cstheme="majorBidi"/>
       <w:color w:val="595959" w:themeColor="text1" w:themeTint="A6"/>
@@ -3958,7 +4233,7 @@
     <w:link w:val="Heading8"/>
     <w:uiPriority w:val="9"/>
     <w:semiHidden/>
-    <w:rsid w:val="00183CC3"/>
+    <w:rsid w:val="00D5116B"/>
     <w:rPr>
       <w:rFonts w:eastAsiaTheme="majorEastAsia" w:cstheme="majorBidi"/>
       <w:i/>
@@ -3972,7 +4247,7 @@
     <w:link w:val="Heading9"/>
     <w:uiPriority w:val="9"/>
     <w:semiHidden/>
-    <w:rsid w:val="00183CC3"/>
+    <w:rsid w:val="00D5116B"/>
     <w:rPr>
       <w:rFonts w:eastAsiaTheme="majorEastAsia" w:cstheme="majorBidi"/>
       <w:color w:val="272727" w:themeColor="text1" w:themeTint="D8"/>
@@ -3985,7 +4260,7 @@
     <w:link w:val="TitleChar"/>
     <w:uiPriority w:val="10"/>
     <w:qFormat/>
-    <w:rsid w:val="00183CC3"/>
+    <w:rsid w:val="00D5116B"/>
     <w:pPr>
       <w:spacing w:after="80" w:line="240" w:lineRule="auto"/>
       <w:contextualSpacing/>
@@ -4003,7 +4278,7 @@
     <w:basedOn w:val="DefaultParagraphFont"/>
     <w:link w:val="Title"/>
     <w:uiPriority w:val="10"/>
-    <w:rsid w:val="00183CC3"/>
+    <w:rsid w:val="00D5116B"/>
     <w:rPr>
       <w:rFonts w:asciiTheme="majorHAnsi" w:eastAsiaTheme="majorEastAsia" w:hAnsiTheme="majorHAnsi" w:cstheme="majorBidi"/>
       <w:spacing w:val="-10"/>
@@ -4019,7 +4294,7 @@
     <w:link w:val="SubtitleChar"/>
     <w:uiPriority w:val="11"/>
     <w:qFormat/>
-    <w:rsid w:val="00183CC3"/>
+    <w:rsid w:val="00D5116B"/>
     <w:pPr>
       <w:numPr>
         <w:ilvl w:val="1"/>
@@ -4038,7 +4313,7 @@
     <w:basedOn w:val="DefaultParagraphFont"/>
     <w:link w:val="Subtitle"/>
     <w:uiPriority w:val="11"/>
-    <w:rsid w:val="00183CC3"/>
+    <w:rsid w:val="00D5116B"/>
     <w:rPr>
       <w:rFonts w:eastAsiaTheme="majorEastAsia" w:cstheme="majorBidi"/>
       <w:color w:val="595959" w:themeColor="text1" w:themeTint="A6"/>
@@ -4054,7 +4329,7 @@
     <w:link w:val="QuoteChar"/>
     <w:uiPriority w:val="29"/>
     <w:qFormat/>
-    <w:rsid w:val="00183CC3"/>
+    <w:rsid w:val="00D5116B"/>
     <w:pPr>
       <w:spacing w:before="160"/>
       <w:jc w:val="center"/>
@@ -4070,7 +4345,7 @@
     <w:basedOn w:val="DefaultParagraphFont"/>
     <w:link w:val="Quote"/>
     <w:uiPriority w:val="29"/>
-    <w:rsid w:val="00183CC3"/>
+    <w:rsid w:val="00D5116B"/>
     <w:rPr>
       <w:i/>
       <w:iCs/>
@@ -4082,7 +4357,7 @@
     <w:basedOn w:val="Normal"/>
     <w:uiPriority w:val="34"/>
     <w:qFormat/>
-    <w:rsid w:val="00183CC3"/>
+    <w:rsid w:val="00D5116B"/>
     <w:pPr>
       <w:ind w:left="720"/>
       <w:contextualSpacing/>
@@ -4093,7 +4368,7 @@
     <w:basedOn w:val="DefaultParagraphFont"/>
     <w:uiPriority w:val="21"/>
     <w:qFormat/>
-    <w:rsid w:val="00183CC3"/>
+    <w:rsid w:val="00D5116B"/>
     <w:rPr>
       <w:i/>
       <w:iCs/>
@@ -4107,7 +4382,7 @@
     <w:link w:val="IntenseQuoteChar"/>
     <w:uiPriority w:val="30"/>
     <w:qFormat/>
-    <w:rsid w:val="00183CC3"/>
+    <w:rsid w:val="00D5116B"/>
     <w:pPr>
       <w:pBdr>
         <w:top w:val="single" w:sz="4" w:space="10" w:color="2F5496" w:themeColor="accent1" w:themeShade="BF"/>
@@ -4128,7 +4403,7 @@
     <w:basedOn w:val="DefaultParagraphFont"/>
     <w:link w:val="IntenseQuote"/>
     <w:uiPriority w:val="30"/>
-    <w:rsid w:val="00183CC3"/>
+    <w:rsid w:val="00D5116B"/>
     <w:rPr>
       <w:i/>
       <w:iCs/>
@@ -4140,7 +4415,7 @@
     <w:basedOn w:val="DefaultParagraphFont"/>
     <w:uiPriority w:val="32"/>
     <w:qFormat/>
-    <w:rsid w:val="00183CC3"/>
+    <w:rsid w:val="00D5116B"/>
     <w:rPr>
       <w:b/>
       <w:bCs/>
